--- a/02_Assignments_and_Rubrics/TAS2O_Teacher_Exemplars_Student_Work_Samples_Package.docx
+++ b/02_Assignments_and_Rubrics/TAS2O_Teacher_Exemplars_Student_Work_Samples_Package.docx
@@ -774,7 +774,7 @@
     </w:p>
     <w:p>
       <w:r>
-        <w:t>Students create a personal Safety Passport demonstrating readiness to participate in practical technology activities. The passport includes classroom safety rules, PPE requirements, tool-specific safety procedures, emergency response steps, and an AI-generated draft that has been verified and corrected by the student.</w:t>
+        <w:t>Students create a personal Safety Passport demonstrating readiness to participate in practical technology activities. The passport includes classroom safety rules, PPE requirements, tool-specific safety procedures, emergency response steps, and an draft that has been verified and corrected by the student.</w:t>
       </w:r>
     </w:p>
     <w:p>
@@ -1045,7 +1045,7 @@
           </w:tcPr>
           <w:p>
             <w:r>
-              <w:t>OpenAI ChatGPT</w:t>
+              <w:t/>
             </w:r>
           </w:p>
         </w:tc>
@@ -3356,7 +3356,7 @@
         <w:pStyle w:val="ListNumber"/>
       </w:pPr>
       <w:r>
-        <w:t>When AI was used, assess the student's verified understanding, decision-making, and final product, not the fluency of AI-generated text.</w:t>
+        <w:t>When AI was used, assess the student's verified understanding, decision-making, and final product, not the fluency of text.</w:t>
       </w:r>
     </w:p>
     <w:p>

--- a/02_Assignments_and_Rubrics/TAS2O_Teacher_Exemplars_Student_Work_Samples_Package.docx
+++ b/02_Assignments_and_Rubrics/TAS2O_Teacher_Exemplars_Student_Work_Samples_Package.docx
@@ -304,7 +304,7 @@
         <w:pStyle w:val="ListBullet"/>
       </w:pPr>
       <w:r>
-        <w:t>Do not present exemplars as a single correct answer. They show the expected level of documentation, process evidence, safety thinking, and responsible AI use. Do not present exemplars as a single correct answer. They show the expected level of documentation, process evidence, safety thinking, responsible AI use, and record keeping.</w:t>
+        <w:t>Do not present exemplars as a single correct answer. They show the expected level of documentation, process evidence, safety thinking, and responsible use of approved AI tools. Do not present exemplars as a single correct answer. They show the expected level of documentation, process evidence, safety thinking, responsible use of approved AI tools, and record keeping.</w:t>
       </w:r>
     </w:p>
     <w:p>
@@ -2567,7 +2567,7 @@
           </w:tcPr>
           <w:p>
             <w:r>
-              <w:t>Typical pathway may include apprenticeship, college technology programs, workplace safety training, and certification requirements. Students must verify current Ontario requirements using official sources.</w:t>
+              <w:t>Typical pathway may include apprenticeship, college technology programs, workplace safety training, and certification requirements. Students verify current Ontario requirements using official sources.</w:t>
             </w:r>
           </w:p>
         </w:tc>
@@ -2639,7 +2639,7 @@
           </w:tcPr>
           <w:p>
             <w:r>
-              <w:t>AI role-played an HVAC supervisor. Student asked about daily tasks, safety risks, and future skill needs, then verified key claims with course-approved sources.</w:t>
+              <w:t>AI role-played an HVAC supervisor. Student asked about daily tasks, safety risks, and future skill needs, then verified key claims with course-approved references.</w:t>
             </w:r>
           </w:p>
         </w:tc>
@@ -2747,7 +2747,7 @@
           </w:tcPr>
           <w:p>
             <w:r>
-              <w:t>AI use</w:t>
+              <w:t>use of approved AI tools</w:t>
             </w:r>
           </w:p>
         </w:tc>
@@ -3259,7 +3259,7 @@
           </w:tcPr>
           <w:p>
             <w:r>
-              <w:t>Clear and complete work; prototype meets most criteria; AI use is documented and verified; reflection is logical.</w:t>
+              <w:t>Clear and complete work; prototype meets most criteria; use of approved AI tools is documented and verified; reflection is logical.</w:t>
             </w:r>
           </w:p>
         </w:tc>
@@ -3836,7 +3836,7 @@
           </w:tcPr>
           <w:p>
             <w:r>
-              <w:t>AI use logs and verification checklists</w:t>
+              <w:t>use of approved AI tools logs and verification checklists</w:t>
             </w:r>
           </w:p>
         </w:tc>
